--- a/applications/letters/24_Will_McGowan_CoverLetter_MavenSecurities.docx
+++ b/applications/letters/24_Will_McGowan_CoverLetter_MavenSecurities.docx
@@ -139,7 +139,7 @@
         <w:rPr>
           <w:b w:val="0"/>
         </w:rPr>
-        <w:t>Most of what I am proudest of comes down to good decisions made with incomplete information. My lifetime poker cash-game winnings of over £40,000 came from expected-value reasoning, disciplined bet sizing and a strict 50-buy-in bankroll rule, and I finished 14th at the Irish U19 Chess Championships in 2023. As Vice-President and then President of the Strathclyde Poker Society, I ran weekly tournaments for around 60 players on a £600-per-semester budget, reconciling every buy-in and prize pool.</w:t>
+        <w:t>Most of what I am proudest of comes down to good decisions made with incomplete information. My lifetime poker cash-game winnings of over £40,000 came from expected-value reasoning, disciplined bet sizing and a strict 50-buy-in bankroll rule. I also finished 14th at the Irish U19 Chess Championships in 2023 and won 21 of 22 games in a simultaneous exhibition against players with an average rating of 1860. As Vice-President and then President of the Strathclyde Poker Society, I ran weekly tournaments for around 60 players on a £600-per-semester budget, reconciling every buy-in and prize pool.</w:t>
       </w:r>
     </w:p>
     <w:p>

--- a/applications/letters/24_Will_McGowan_CoverLetter_MavenSecurities.docx
+++ b/applications/letters/24_Will_McGowan_CoverLetter_MavenSecurities.docx
@@ -139,7 +139,7 @@
         <w:rPr>
           <w:b w:val="0"/>
         </w:rPr>
-        <w:t>Most of what I am proudest of comes down to good decisions made with incomplete information. My lifetime poker cash-game winnings of over £40,000 came from expected-value reasoning, disciplined bet sizing and a strict 50-buy-in bankroll rule. I also finished 14th at the Irish U19 Chess Championships in 2023 and won 21 of 22 games in a simultaneous exhibition against players with an average rating of 1860. As Vice-President and then President of the Strathclyde Poker Society, I ran weekly tournaments for around 60 players on a £600-per-semester budget, reconciling every buy-in and prize pool.</w:t>
+        <w:t>Most of what I am proudest of comes down to good decisions made with incomplete information. My lifetime poker cash-game winnings of over £40,000 came from expected-value reasoning, disciplined bet sizing and a strict 50-buy-in bankroll rule. I also finished 14th at the Irish U19 Chess Championships in 2023 and won 21 of 22 games in a simultaneous exhibition against players with an average FIDE rating of 1860. As Vice-President and then President of the Strathclyde Poker Society, I ran weekly tournaments for around 60 players on a £600-per-semester budget, reconciling every buy-in and prize pool.</w:t>
       </w:r>
     </w:p>
     <w:p>

--- a/applications/letters/24_Will_McGowan_CoverLetter_MavenSecurities.docx
+++ b/applications/letters/24_Will_McGowan_CoverLetter_MavenSecurities.docx
@@ -150,7 +150,7 @@
         <w:rPr>
           <w:b w:val="0"/>
         </w:rPr>
-        <w:t>I pair that instinct with quantitative work I can defend line by line. I built a Monte Carlo option pricer in which a geometric-Asian control variate cut the standard error of arithmetic-Asian estimates by 97.24% at 100,000 paths, and my dissertation forecasts European gas volatility with mixed-frequency (MIDAS) models, testing whether better forecasts improve a volatility-targeted TTF futures strategy. Proprietary trading appeals to me because the feedback is immediate and impartial: every decision is priced, and improving means learning faster than the market. Nearly two years of busy bar shifts alongside full-time study, and now running the drinks programme as Head Mixologist at a new 200-cover Glasgow venue, have taught me to stay accurate when speed matters.</w:t>
+        <w:t>I pair that instinct with quantitative work I can defend line by line. I built a Monte Carlo option pricer in which a geometric-Asian control variate cut the standard error of arithmetic-Asian estimates by 97% at 100,000 paths, and my dissertation forecasts European gas volatility with mixed-frequency (MIDAS) models, testing whether better forecasts improve a volatility-targeted TTF futures strategy. Proprietary trading appeals to me because the feedback is immediate and impartial: every decision is priced, and improving means learning faster than the market. Nearly two years of busy bar shifts alongside full-time study, and now running the drinks programme as Head Mixologist at a new 200-cover Glasgow venue, have taught me to stay accurate when speed matters.</w:t>
       </w:r>
     </w:p>
     <w:p>

--- a/applications/letters/24_Will_McGowan_CoverLetter_MavenSecurities.docx
+++ b/applications/letters/24_Will_McGowan_CoverLetter_MavenSecurities.docx
@@ -150,7 +150,7 @@
         <w:rPr>
           <w:b w:val="0"/>
         </w:rPr>
-        <w:t>I pair that instinct with quantitative work I can defend line by line. I built a Monte Carlo option pricer in which a geometric-Asian control variate cut the standard error of arithmetic-Asian estimates by 97% at 100,000 paths, and my dissertation forecasts European gas volatility with mixed-frequency (MIDAS) models, testing whether better forecasts improve a volatility-targeted TTF futures strategy. Proprietary trading appeals to me because the feedback is immediate and impartial: every decision is priced, and improving means learning faster than the market. Nearly two years of busy bar shifts alongside full-time study, and now running the drinks programme as Head Mixologist at a new 200-cover Glasgow venue, have taught me to stay accurate when speed matters.</w:t>
+        <w:t>I pair that instinct with quantitative work I can defend line by line. I built a Monte Carlo option pricer in which a geometric-Asian control variate cut the standard error of arithmetic-Asian estimates by 97% at 100,000 paths, and my dissertation tests whether sovereign oil hedges make petro-currencies' oil betas smaller, kinked or one-sided on OPEC announcement days, with a pre-registered test of whether what remains is tradable. Proprietary trading appeals to me because the feedback is immediate and impartial: every decision is priced, and improving means learning faster than the market. Nearly two years of busy bar shifts alongside full-time study, and now running the drinks programme as Head Mixologist at a new 200-cover Glasgow venue, have taught me to stay accurate when speed matters.</w:t>
       </w:r>
     </w:p>
     <w:p>

--- a/applications/letters/24_Will_McGowan_CoverLetter_MavenSecurities.docx
+++ b/applications/letters/24_Will_McGowan_CoverLetter_MavenSecurities.docx
@@ -139,7 +139,7 @@
         <w:rPr>
           <w:b w:val="0"/>
         </w:rPr>
-        <w:t>Most of what I am proudest of comes down to good decisions made with incomplete information. My lifetime poker cash-game winnings of over £40,000 came from expected-value reasoning, disciplined bet sizing and a strict 50-buy-in bankroll rule. I also finished 14th at the Irish U19 Chess Championships in 2023 and won 21 of 22 games in a simultaneous exhibition against players with an average FIDE rating of 1860. As Vice-President and then President of the Strathclyde Poker Society, I ran weekly tournaments for around 60 players on a £600-per-semester budget, reconciling every buy-in and prize pool.</w:t>
+        <w:t>Most of what I am proudest of comes down to good decisions made with incomplete information. Playing 12 poker tables at once, I based every decision on expected value and set my stakes with the Kelly criterion, keeping at least 50 buy-ins because an edge estimated from my own results could be overstated. I also finished 14th at the Irish U19 Chess Championships in 2023 and won 21 of 22 games in a simultaneous exhibition against players with an average FIDE rating of 1860. As Vice-President and then President of the Strathclyde Poker Society, I ran weekly tournaments for around 60 players on a £600 budget per semester and taught new members to use the same method to work out how many buy-ins their own win rate, variance and risk tolerance call for.</w:t>
       </w:r>
     </w:p>
     <w:p>
